--- a/resources/templates/03专项审计调查通知书.docx
+++ b/resources/templates/03专项审计调查通知书.docx
@@ -833,10 +833,8 @@
           <w:sz w:val="32"/>
           <w:szCs w:val="32"/>
         </w:rPr>
-        <w:t>附件：审计“八不准”工作纪律</w:t>
-      </w:r>
-      <w:bookmarkStart w:id="0" w:name="_GoBack"/>
-      <w:bookmarkEnd w:id="0"/>
+        <w:t>附件：{content}</w:t>
+      </w:r>
     </w:p>
     <w:p>
       <w:pPr>
